--- a/validation/NCA_Assistant_IQOQPQ.docx
+++ b/validation/NCA_Assistant_IQOQPQ.docx
@@ -21,7 +21,7 @@
           <w:sz w:val="48"/>
           <w:szCs w:val="48"/>
         </w:rPr>
-        <w:t xml:space="preserve">NCA Assistant v1.2</w:t>
+        <w:t xml:space="preserve">NCA Assistant v1.2.2</w:t>
       </w:r>
     </w:p>
     <w:p>
@@ -357,7 +357,7 @@
           <w:sz w:val="22"/>
           <w:szCs w:val="22"/>
         </w:rPr>
-        <w:t xml:space="preserve">This protocol defines the IQ, OQ, and PQ procedures for NCA Assistant v1.2. Execute: Rscript validation/validation.R</w:t>
+        <w:t xml:space="preserve">This protocol defines the IQ, OQ, and PQ procedures for NCA Assistant v1.2.2. Execute: Rscript validation/validation.R</w:t>
       </w:r>
     </w:p>
     <w:p>
@@ -13078,7 +13078,7 @@
                 <w:sz w:val="18"/>
                 <w:szCs w:val="18"/>
               </w:rPr>
-              <w:t xml:space="preserve">All zero no crash</w:t>
+              <w:t xml:space="preserve">All-zero profile handled gracefully (no crash)</w:t>
             </w:r>
           </w:p>
         </w:tc>
@@ -13106,7 +13106,7 @@
                 <w:sz w:val="18"/>
                 <w:szCs w:val="18"/>
               </w:rPr>
-              <w:t xml:space="preserve">Returns result</w:t>
+              <w:t xml:space="preserve">No error; degenerate profile excluded (NULL)</w:t>
             </w:r>
           </w:p>
         </w:tc>
@@ -13275,7 +13275,7 @@
                 <w:sz w:val="18"/>
                 <w:szCs w:val="18"/>
               </w:rPr>
-              <w:t xml:space="preserve">Single obs</w:t>
+              <w:t xml:space="preserve">Single observation handled gracefully (no crash)</w:t>
             </w:r>
           </w:p>
         </w:tc>
@@ -13302,7 +13302,7 @@
                 <w:sz w:val="18"/>
                 <w:szCs w:val="18"/>
               </w:rPr>
-              <w:t xml:space="preserve">Returns result</w:t>
+              <w:t xml:space="preserve">No error; insufficient points (NULL)</w:t>
             </w:r>
           </w:p>
         </w:tc>
@@ -22556,7 +22556,7 @@
                 <w:sz w:val="18"/>
                 <w:szCs w:val="18"/>
               </w:rPr>
-              <w:t xml:space="preserve">APP_VERSION is 1.2</w:t>
+              <w:t xml:space="preserve">APP_VERSION is 1.2.2</w:t>
             </w:r>
           </w:p>
         </w:tc>
@@ -22584,7 +22584,7 @@
                 <w:sz w:val="18"/>
                 <w:szCs w:val="18"/>
               </w:rPr>
-              <w:t xml:space="preserve">=='1.2'</w:t>
+              <w:t xml:space="preserve">=='1.2.2'</w:t>
             </w:r>
           </w:p>
         </w:tc>
@@ -22612,7 +22612,7 @@
                 <w:sz w:val="18"/>
                 <w:szCs w:val="18"/>
               </w:rPr>
-              <w:t xml:space="preserve">1.2</w:t>
+              <w:t xml:space="preserve">1.2.2</w:t>
             </w:r>
           </w:p>
         </w:tc>
@@ -26583,7 +26583,7 @@
                 <w:sz w:val="18"/>
                 <w:szCs w:val="18"/>
               </w:rPr>
-              <w:t xml:space="preserve">APP_VERSION referenced in UI rendering code</w:t>
+              <w:t xml:space="preserve">APP_VERSION formatted for display in UI code (robust to line breaks)</w:t>
             </w:r>
           </w:p>
         </w:tc>

--- a/validation/NCA_Assistant_IQOQPQ.docx
+++ b/validation/NCA_Assistant_IQOQPQ.docx
@@ -23497,6 +23497,406 @@
               <w:bottom w:val="single" w:color="999999" w:sz="1"/>
               <w:right w:val="single" w:color="999999" w:sz="1"/>
             </w:tcBorders>
+            <w:shd w:fill="F7F9FC" w:val="clear"/>
+            <w:tcMar>
+              <w:top w:type="dxa" w:w="50"/>
+              <w:left w:type="dxa" w:w="80"/>
+              <w:bottom w:type="dxa" w:w="50"/>
+              <w:right w:type="dxa" w:w="80"/>
+            </w:tcMar>
+          </w:tcPr>
+          <w:p>
+            <w:r>
+              <w:rPr>
+                <w:rFonts w:ascii="Arial" w:cs="Arial" w:eastAsia="Arial" w:hAnsi="Arial"/>
+                <w:b/>
+                <w:bCs/>
+                <w:sz w:val="18"/>
+                <w:szCs w:val="18"/>
+              </w:rPr>
+              <w:t xml:space="preserve">EXP-MN-01</w:t>
+            </w:r>
+          </w:p>
+        </w:tc>
+        <w:tc>
+          <w:tcPr>
+            <w:tcW w:type="dxa" w:w="2200"/>
+            <w:tcBorders>
+              <w:top w:val="single" w:color="999999" w:sz="1"/>
+              <w:left w:val="single" w:color="999999" w:sz="1"/>
+              <w:bottom w:val="single" w:color="999999" w:sz="1"/>
+              <w:right w:val="single" w:color="999999" w:sz="1"/>
+            </w:tcBorders>
+            <w:shd w:fill="F7F9FC" w:val="clear"/>
+            <w:tcMar>
+              <w:top w:type="dxa" w:w="50"/>
+              <w:left w:type="dxa" w:w="80"/>
+              <w:bottom w:type="dxa" w:w="50"/>
+              <w:right w:type="dxa" w:w="80"/>
+            </w:tcMar>
+          </w:tcPr>
+          <w:p>
+            <w:r>
+              <w:rPr>
+                <w:rFonts w:ascii="Arial" w:cs="Arial" w:eastAsia="Arial" w:hAnsi="Arial"/>
+                <w:sz w:val="18"/>
+                <w:szCs w:val="18"/>
+              </w:rPr>
+              <w:t xml:space="preserve">Three-way integrity manifest</w:t>
+            </w:r>
+          </w:p>
+        </w:tc>
+        <w:tc>
+          <w:tcPr>
+            <w:tcW w:type="dxa" w:w="1800"/>
+            <w:tcBorders>
+              <w:top w:val="single" w:color="999999" w:sz="1"/>
+              <w:left w:val="single" w:color="999999" w:sz="1"/>
+              <w:bottom w:val="single" w:color="999999" w:sz="1"/>
+              <w:right w:val="single" w:color="999999" w:sz="1"/>
+            </w:tcBorders>
+            <w:shd w:fill="F7F9FC" w:val="clear"/>
+            <w:tcMar>
+              <w:top w:type="dxa" w:w="50"/>
+              <w:left w:type="dxa" w:w="80"/>
+              <w:bottom w:type="dxa" w:w="50"/>
+              <w:right w:type="dxa" w:w="80"/>
+            </w:tcMar>
+          </w:tcPr>
+          <w:p>
+            <w:r>
+              <w:rPr>
+                <w:rFonts w:ascii="Arial" w:cs="Arial" w:eastAsia="Arial" w:hAnsi="Arial"/>
+                <w:sz w:val="18"/>
+                <w:szCs w:val="18"/>
+              </w:rPr>
+              <w:t xml:space="preserve">create_analysis_record -&gt; count SHA-256 entries in data_integrity.txt</w:t>
+            </w:r>
+          </w:p>
+        </w:tc>
+        <w:tc>
+          <w:tcPr>
+            <w:tcW w:type="dxa" w:w="2060"/>
+            <w:tcBorders>
+              <w:top w:val="single" w:color="999999" w:sz="1"/>
+              <w:left w:val="single" w:color="999999" w:sz="1"/>
+              <w:bottom w:val="single" w:color="999999" w:sz="1"/>
+              <w:right w:val="single" w:color="999999" w:sz="1"/>
+            </w:tcBorders>
+            <w:shd w:fill="F7F9FC" w:val="clear"/>
+            <w:tcMar>
+              <w:top w:type="dxa" w:w="50"/>
+              <w:left w:type="dxa" w:w="80"/>
+              <w:bottom w:type="dxa" w:w="50"/>
+              <w:right w:type="dxa" w:w="80"/>
+            </w:tcMar>
+          </w:tcPr>
+          <w:p>
+            <w:r>
+              <w:rPr>
+                <w:rFonts w:ascii="Arial" w:cs="Arial" w:eastAsia="Arial" w:hAnsi="Arial"/>
+                <w:sz w:val="18"/>
+                <w:szCs w:val="18"/>
+              </w:rPr>
+              <w:t xml:space="preserve">3 hashes: source data, settings, results</w:t>
+            </w:r>
+          </w:p>
+        </w:tc>
+        <w:tc>
+          <w:tcPr>
+            <w:tcW w:type="dxa" w:w="1200"/>
+            <w:tcBorders>
+              <w:top w:val="single" w:color="999999" w:sz="1"/>
+              <w:left w:val="single" w:color="999999" w:sz="1"/>
+              <w:bottom w:val="single" w:color="999999" w:sz="1"/>
+              <w:right w:val="single" w:color="999999" w:sz="1"/>
+            </w:tcBorders>
+            <w:shd w:fill="F7F9FC" w:val="clear"/>
+            <w:tcMar>
+              <w:top w:type="dxa" w:w="50"/>
+              <w:left w:type="dxa" w:w="80"/>
+              <w:bottom w:type="dxa" w:w="50"/>
+              <w:right w:type="dxa" w:w="80"/>
+            </w:tcMar>
+          </w:tcPr>
+          <w:p>
+            <w:r>
+              <w:rPr>
+                <w:rFonts w:ascii="Arial" w:cs="Arial" w:eastAsia="Arial" w:hAnsi="Arial"/>
+                <w:sz w:val="18"/>
+                <w:szCs w:val="18"/>
+              </w:rPr>
+              <w:t xml:space="preserve"/>
+            </w:r>
+          </w:p>
+        </w:tc>
+        <w:tc>
+          <w:tcPr>
+            <w:tcW w:type="dxa" w:w="600"/>
+            <w:tcBorders>
+              <w:top w:val="single" w:color="999999" w:sz="1"/>
+              <w:left w:val="single" w:color="999999" w:sz="1"/>
+              <w:bottom w:val="single" w:color="999999" w:sz="1"/>
+              <w:right w:val="single" w:color="999999" w:sz="1"/>
+            </w:tcBorders>
+            <w:shd w:fill="F7F9FC" w:val="clear"/>
+            <w:tcMar>
+              <w:top w:type="dxa" w:w="50"/>
+              <w:left w:type="dxa" w:w="80"/>
+              <w:bottom w:type="dxa" w:w="50"/>
+              <w:right w:type="dxa" w:w="80"/>
+            </w:tcMar>
+          </w:tcPr>
+          <w:p>
+            <w:r>
+              <w:rPr>
+                <w:rFonts w:ascii="Arial" w:cs="Arial" w:eastAsia="Arial" w:hAnsi="Arial"/>
+                <w:sz w:val="18"/>
+                <w:szCs w:val="18"/>
+              </w:rPr>
+              <w:t xml:space="preserve">CRIT</w:t>
+            </w:r>
+          </w:p>
+        </w:tc>
+        <w:tc>
+          <w:tcPr>
+            <w:tcW w:type="dxa" w:w="600"/>
+            <w:tcBorders>
+              <w:top w:val="single" w:color="999999" w:sz="1"/>
+              <w:left w:val="single" w:color="999999" w:sz="1"/>
+              <w:bottom w:val="single" w:color="999999" w:sz="1"/>
+              <w:right w:val="single" w:color="999999" w:sz="1"/>
+            </w:tcBorders>
+            <w:shd w:fill="F7F9FC" w:val="clear"/>
+            <w:tcMar>
+              <w:top w:type="dxa" w:w="50"/>
+              <w:left w:type="dxa" w:w="80"/>
+              <w:bottom w:type="dxa" w:w="50"/>
+              <w:right w:type="dxa" w:w="80"/>
+            </w:tcMar>
+          </w:tcPr>
+          <w:p>
+            <w:r>
+              <w:rPr>
+                <w:rFonts w:ascii="Arial" w:cs="Arial" w:eastAsia="Arial" w:hAnsi="Arial"/>
+                <w:sz w:val="18"/>
+                <w:szCs w:val="18"/>
+              </w:rPr>
+              <w:t xml:space="preserve"/>
+            </w:r>
+          </w:p>
+        </w:tc>
+      </w:tr>
+      <w:tr>
+        <w:tc>
+          <w:tcPr>
+            <w:tcW w:type="dxa" w:w="900"/>
+            <w:tcBorders>
+              <w:top w:val="single" w:color="999999" w:sz="1"/>
+              <w:left w:val="single" w:color="999999" w:sz="1"/>
+              <w:bottom w:val="single" w:color="999999" w:sz="1"/>
+              <w:right w:val="single" w:color="999999" w:sz="1"/>
+            </w:tcBorders>
+            <w:shd w:fill="F7F9FC" w:val="clear"/>
+            <w:tcMar>
+              <w:top w:type="dxa" w:w="50"/>
+              <w:left w:type="dxa" w:w="80"/>
+              <w:bottom w:type="dxa" w:w="50"/>
+              <w:right w:type="dxa" w:w="80"/>
+            </w:tcMar>
+          </w:tcPr>
+          <w:p>
+            <w:r>
+              <w:rPr>
+                <w:rFonts w:ascii="Arial" w:cs="Arial" w:eastAsia="Arial" w:hAnsi="Arial"/>
+                <w:b/>
+                <w:bCs/>
+                <w:sz w:val="18"/>
+                <w:szCs w:val="18"/>
+              </w:rPr>
+              <w:t xml:space="preserve">EXP-CMP-01</w:t>
+            </w:r>
+          </w:p>
+        </w:tc>
+        <w:tc>
+          <w:tcPr>
+            <w:tcW w:type="dxa" w:w="2200"/>
+            <w:tcBorders>
+              <w:top w:val="single" w:color="999999" w:sz="1"/>
+              <w:left w:val="single" w:color="999999" w:sz="1"/>
+              <w:bottom w:val="single" w:color="999999" w:sz="1"/>
+              <w:right w:val="single" w:color="999999" w:sz="1"/>
+            </w:tcBorders>
+            <w:shd w:fill="F7F9FC" w:val="clear"/>
+            <w:tcMar>
+              <w:top w:type="dxa" w:w="50"/>
+              <w:left w:type="dxa" w:w="80"/>
+              <w:bottom w:type="dxa" w:w="50"/>
+              <w:right w:type="dxa" w:w="80"/>
+            </w:tcMar>
+          </w:tcPr>
+          <w:p>
+            <w:r>
+              <w:rPr>
+                <w:rFonts w:ascii="Arial" w:cs="Arial" w:eastAsia="Arial" w:hAnsi="Arial"/>
+                <w:sz w:val="18"/>
+                <w:szCs w:val="18"/>
+              </w:rPr>
+              <w:t xml:space="preserve">Reproduction auto-comparison</w:t>
+            </w:r>
+          </w:p>
+        </w:tc>
+        <w:tc>
+          <w:tcPr>
+            <w:tcW w:type="dxa" w:w="1800"/>
+            <w:tcBorders>
+              <w:top w:val="single" w:color="999999" w:sz="1"/>
+              <w:left w:val="single" w:color="999999" w:sz="1"/>
+              <w:bottom w:val="single" w:color="999999" w:sz="1"/>
+              <w:right w:val="single" w:color="999999" w:sz="1"/>
+            </w:tcBorders>
+            <w:shd w:fill="F7F9FC" w:val="clear"/>
+            <w:tcMar>
+              <w:top w:type="dxa" w:w="50"/>
+              <w:left w:type="dxa" w:w="80"/>
+              <w:bottom w:type="dxa" w:w="50"/>
+              <w:right w:type="dxa" w:w="80"/>
+            </w:tcMar>
+          </w:tcPr>
+          <w:p>
+            <w:r>
+              <w:rPr>
+                <w:rFonts w:ascii="Arial" w:cs="Arial" w:eastAsia="Arial" w:hAnsi="Arial"/>
+                <w:sz w:val="18"/>
+                <w:szCs w:val="18"/>
+              </w:rPr>
+              <w:t xml:space="preserve">Record bundles app_results_reference.csv; script auto-compares; independent recompute</w:t>
+            </w:r>
+          </w:p>
+        </w:tc>
+        <w:tc>
+          <w:tcPr>
+            <w:tcW w:type="dxa" w:w="2060"/>
+            <w:tcBorders>
+              <w:top w:val="single" w:color="999999" w:sz="1"/>
+              <w:left w:val="single" w:color="999999" w:sz="1"/>
+              <w:bottom w:val="single" w:color="999999" w:sz="1"/>
+              <w:right w:val="single" w:color="999999" w:sz="1"/>
+            </w:tcBorders>
+            <w:shd w:fill="F7F9FC" w:val="clear"/>
+            <w:tcMar>
+              <w:top w:type="dxa" w:w="50"/>
+              <w:left w:type="dxa" w:w="80"/>
+              <w:bottom w:type="dxa" w:w="50"/>
+              <w:right w:type="dxa" w:w="80"/>
+            </w:tcMar>
+          </w:tcPr>
+          <w:p>
+            <w:r>
+              <w:rPr>
+                <w:rFonts w:ascii="Arial" w:cs="Arial" w:eastAsia="Arial" w:hAnsi="Arial"/>
+                <w:sz w:val="18"/>
+                <w:szCs w:val="18"/>
+              </w:rPr>
+              <w:t xml:space="preserve">Reference present + comparison in script + max rel diff &lt; 1e-6 (MATCH)</w:t>
+            </w:r>
+          </w:p>
+        </w:tc>
+        <w:tc>
+          <w:tcPr>
+            <w:tcW w:type="dxa" w:w="1200"/>
+            <w:tcBorders>
+              <w:top w:val="single" w:color="999999" w:sz="1"/>
+              <w:left w:val="single" w:color="999999" w:sz="1"/>
+              <w:bottom w:val="single" w:color="999999" w:sz="1"/>
+              <w:right w:val="single" w:color="999999" w:sz="1"/>
+            </w:tcBorders>
+            <w:shd w:fill="F7F9FC" w:val="clear"/>
+            <w:tcMar>
+              <w:top w:type="dxa" w:w="50"/>
+              <w:left w:type="dxa" w:w="80"/>
+              <w:bottom w:type="dxa" w:w="50"/>
+              <w:right w:type="dxa" w:w="80"/>
+            </w:tcMar>
+          </w:tcPr>
+          <w:p>
+            <w:r>
+              <w:rPr>
+                <w:rFonts w:ascii="Arial" w:cs="Arial" w:eastAsia="Arial" w:hAnsi="Arial"/>
+                <w:sz w:val="18"/>
+                <w:szCs w:val="18"/>
+              </w:rPr>
+              <w:t xml:space="preserve"/>
+            </w:r>
+          </w:p>
+        </w:tc>
+        <w:tc>
+          <w:tcPr>
+            <w:tcW w:type="dxa" w:w="600"/>
+            <w:tcBorders>
+              <w:top w:val="single" w:color="999999" w:sz="1"/>
+              <w:left w:val="single" w:color="999999" w:sz="1"/>
+              <w:bottom w:val="single" w:color="999999" w:sz="1"/>
+              <w:right w:val="single" w:color="999999" w:sz="1"/>
+            </w:tcBorders>
+            <w:shd w:fill="F7F9FC" w:val="clear"/>
+            <w:tcMar>
+              <w:top w:type="dxa" w:w="50"/>
+              <w:left w:type="dxa" w:w="80"/>
+              <w:bottom w:type="dxa" w:w="50"/>
+              <w:right w:type="dxa" w:w="80"/>
+            </w:tcMar>
+          </w:tcPr>
+          <w:p>
+            <w:r>
+              <w:rPr>
+                <w:rFonts w:ascii="Arial" w:cs="Arial" w:eastAsia="Arial" w:hAnsi="Arial"/>
+                <w:sz w:val="18"/>
+                <w:szCs w:val="18"/>
+              </w:rPr>
+              <w:t xml:space="preserve">CRIT</w:t>
+            </w:r>
+          </w:p>
+        </w:tc>
+        <w:tc>
+          <w:tcPr>
+            <w:tcW w:type="dxa" w:w="600"/>
+            <w:tcBorders>
+              <w:top w:val="single" w:color="999999" w:sz="1"/>
+              <w:left w:val="single" w:color="999999" w:sz="1"/>
+              <w:bottom w:val="single" w:color="999999" w:sz="1"/>
+              <w:right w:val="single" w:color="999999" w:sz="1"/>
+            </w:tcBorders>
+            <w:shd w:fill="F7F9FC" w:val="clear"/>
+            <w:tcMar>
+              <w:top w:type="dxa" w:w="50"/>
+              <w:left w:type="dxa" w:w="80"/>
+              <w:bottom w:type="dxa" w:w="50"/>
+              <w:right w:type="dxa" w:w="80"/>
+            </w:tcMar>
+          </w:tcPr>
+          <w:p>
+            <w:r>
+              <w:rPr>
+                <w:rFonts w:ascii="Arial" w:cs="Arial" w:eastAsia="Arial" w:hAnsi="Arial"/>
+                <w:sz w:val="18"/>
+                <w:szCs w:val="18"/>
+              </w:rPr>
+              <w:t xml:space="preserve"/>
+            </w:r>
+          </w:p>
+        </w:tc>
+      </w:tr>
+      <w:tr>
+        <w:tc>
+          <w:tcPr>
+            <w:tcW w:type="dxa" w:w="900"/>
+            <w:tcBorders>
+              <w:top w:val="single" w:color="999999" w:sz="1"/>
+              <w:left w:val="single" w:color="999999" w:sz="1"/>
+              <w:bottom w:val="single" w:color="999999" w:sz="1"/>
+              <w:right w:val="single" w:color="999999" w:sz="1"/>
+            </w:tcBorders>
             <w:tcMar>
               <w:top w:type="dxa" w:w="50"/>
               <w:left w:type="dxa" w:w="80"/>
@@ -37070,7 +37470,7 @@
                 <w:sz w:val="18"/>
                 <w:szCs w:val="18"/>
               </w:rPr>
-              <w:t xml:space="preserve">IQ-01, IQ-02, IQ-03, IQ-04, IQ-05, IQ-06, URS-GEN-01, DAT-AD-, DAT-AD-, DAT-AD-, DAT-DQ-01, DAT-DQ-02, DAT-DQ-03, DAT-DQ-04, DAT-DQ-05, DAT-DQ-06, DAT-DQ-07, DAT-DQ-08, DAT-DQ-09, DAT-DQ-10, DAT-DQ-11, DAT-DQ-12, DAT-DQ-13, DAT-BLQ-01, DAT-BLQ-02, DAT-BLQ-03, DAT-BLQ-04, DAT-BLQ-05, DAT-BLQ-06, DAT-BLQ-07, DAT-BLQ-08, DAT-DES-01, DAT-DES-02, NCA-GT-01, NCA-GT-02, NCA-GT-03, NCA-GT-04, NCA-GT-05, NCA-GT-06, NCA-TH-01, NCA-TH-02, NCA-TH-03, NCA-TH-04, NCA-IN-01, NCA-IN-02, NCA-AG-01, NCA-LZ-01, NCA-LZ-02, NCA-TR-01, NCA-TR-02, NCA-RT-01, NCA-RT-02, NCA-RT-03, NCA-DN-01, NCA-DN-02, NCA-SS-01, NCA-SS-02, NCA-ED-01, NCA-ED-02, NCA-ED-03, NCA-ED-04, NCA-ED-05, NCA-ED-06, NCA-ME-01, NCA-ME-02, NCA-ME-03, NCA-ME-04, NCA-ME-05, NCA-ME-06, NCA-ME-07, NCA-XO-01, NCA-XO-02, BE-AN-01, BE-AN-02, BE-AN-03, BE-AN-04, BE-NE-01, BE-MX-01, BE-MX-02, BE-FO-01, BE-FO-02, BE-PL-01, OQ-79, OQ-80, OQ-81, OQ-82, OQ-83, OQ-84, PWR-SS-01, PWR-CV-01, PWR-CV-02, PWR-PN-01, PWR-DES-, PWR-HV-01, PWR-HV-02, PWR-NT-01, PWR-DP-01, PWR-IV-01, EXP-DT-01, EXP-DT-02, EXP-VR-01, EXP-VR-02, EXP-VR-03, EXP-SH-01, EXP-RS-01, EXP-RS-02, EXP-SM-01, EXP-SM-02, EXP-SM-03, EXP-CD-01, EXP-FM-01, EXP-FM-02, UI-AB-01, UI-HLP-, UI-VM-01, UI-VM-02, UI-VM-03, UI-CQ-01, UI-CQ-02, UI-NS-01, UI-VER-01, UI-BLK-01, UI-ERR-01, UI-PSD-01, UI-BEL-01, UI-CVB-01, UI-JSN-01, UI-BER-01, UI-HUB-01, VIZ-01, VIZ-02, VIZ-03, VIZ-04, VIZ-05, VIZ-06, VIZ-07, VIZ-08, VIZ-09</w:t>
+              <w:t xml:space="preserve">IQ-01, IQ-02, IQ-03, IQ-04, IQ-05, IQ-06, URS-GEN-01, DAT-AD-, DAT-AD-, DAT-AD-, DAT-DQ-01, DAT-DQ-02, DAT-DQ-03, DAT-DQ-04, DAT-DQ-05, DAT-DQ-06, DAT-DQ-07, DAT-DQ-08, DAT-DQ-09, DAT-DQ-10, DAT-DQ-11, DAT-DQ-12, DAT-DQ-13, DAT-BLQ-01, DAT-BLQ-02, DAT-BLQ-03, DAT-BLQ-04, DAT-BLQ-05, DAT-BLQ-06, DAT-BLQ-07, DAT-BLQ-08, DAT-DES-01, DAT-DES-02, NCA-GT-01, NCA-GT-02, NCA-GT-03, NCA-GT-04, NCA-GT-05, NCA-GT-06, NCA-TH-01, NCA-TH-02, NCA-TH-03, NCA-TH-04, NCA-IN-01, NCA-IN-02, NCA-AG-01, NCA-LZ-01, NCA-LZ-02, NCA-TR-01, NCA-TR-02, NCA-RT-01, NCA-RT-02, NCA-RT-03, NCA-DN-01, NCA-DN-02, NCA-SS-01, NCA-SS-02, NCA-ED-01, NCA-ED-02, NCA-ED-03, NCA-ED-04, NCA-ED-05, NCA-ED-06, NCA-ME-01, NCA-ME-02, NCA-ME-03, NCA-ME-04, NCA-ME-05, NCA-ME-06, NCA-ME-07, NCA-XO-01, NCA-XO-02, BE-AN-01, BE-AN-02, BE-AN-03, BE-AN-04, BE-NE-01, BE-MX-01, BE-MX-02, BE-FO-01, BE-FO-02, BE-PL-01, OQ-79, OQ-80, OQ-81, OQ-82, OQ-83, OQ-84, PWR-SS-01, PWR-CV-01, PWR-CV-02, PWR-PN-01, PWR-DES-, PWR-HV-01, PWR-HV-02, PWR-NT-01, PWR-DP-01, PWR-IV-01, EXP-DT-01, EXP-DT-02, EXP-VR-01, EXP-VR-02, EXP-VR-03, EXP-SH-01, EXP-RS-01, EXP-RS-02, EXP-MN-01, EXP-CMP-01, EXP-SM-01, EXP-SM-02, EXP-SM-03, EXP-CD-01, EXP-FM-01, EXP-FM-02, UI-AB-01, UI-HLP-, UI-VM-01, UI-VM-02, UI-VM-03, UI-CQ-01, UI-CQ-02, UI-NS-01, UI-VER-01, UI-BLK-01, UI-ERR-01, UI-PSD-01, UI-BEL-01, UI-CVB-01, UI-JSN-01, UI-BER-01, UI-HUB-01, VIZ-01, VIZ-02, VIZ-03, VIZ-04, VIZ-05, VIZ-06, VIZ-07, VIZ-08, VIZ-09</w:t>
             </w:r>
           </w:p>
         </w:tc>
@@ -37124,7 +37524,7 @@
                 <w:sz w:val="18"/>
                 <w:szCs w:val="18"/>
               </w:rPr>
-              <w:t xml:space="preserve">138</w:t>
+              <w:t xml:space="preserve">140</w:t>
             </w:r>
           </w:p>
         </w:tc>
@@ -41286,7 +41686,7 @@
                 <w:sz w:val="18"/>
                 <w:szCs w:val="18"/>
               </w:rPr>
-              <w:t xml:space="preserve">170</w:t>
+              <w:t xml:space="preserve">212</w:t>
             </w:r>
           </w:p>
         </w:tc>
@@ -41344,7 +41744,7 @@
                 <w:sz w:val="18"/>
                 <w:szCs w:val="18"/>
               </w:rPr>
-              <w:t xml:space="preserve">138</w:t>
+              <w:t xml:space="preserve">180</w:t>
             </w:r>
           </w:p>
         </w:tc>

--- a/validation/NCA_Assistant_IQOQPQ.docx
+++ b/validation/NCA_Assistant_IQOQPQ.docx
@@ -21,7 +21,7 @@
           <w:sz w:val="48"/>
           <w:szCs w:val="48"/>
         </w:rPr>
-        <w:t xml:space="preserve">NCA Assistant v1.2.2</w:t>
+        <w:t xml:space="preserve">NCA Assistant v1.2.3</w:t>
       </w:r>
     </w:p>
     <w:p>
@@ -357,7 +357,7 @@
           <w:sz w:val="22"/>
           <w:szCs w:val="22"/>
         </w:rPr>
-        <w:t xml:space="preserve">This protocol defines the IQ, OQ, and PQ procedures for NCA Assistant v1.2.2. Execute: Rscript validation/validation.R</w:t>
+        <w:t xml:space="preserve">This protocol defines the IQ, OQ, and PQ procedures for NCA Assistant v1.2.3. Execute: Rscript validation/validation.R</w:t>
       </w:r>
     </w:p>
     <w:p>
@@ -13991,6 +13991,206 @@
               <w:bottom w:val="single" w:color="999999" w:sz="1"/>
               <w:right w:val="single" w:color="999999" w:sz="1"/>
             </w:tcBorders>
+            <w:shd w:fill="F7F9FC" w:val="clear"/>
+            <w:tcMar>
+              <w:top w:type="dxa" w:w="50"/>
+              <w:left w:type="dxa" w:w="80"/>
+              <w:bottom w:type="dxa" w:w="50"/>
+              <w:right w:type="dxa" w:w="80"/>
+            </w:tcMar>
+          </w:tcPr>
+          <w:p>
+            <w:r>
+              <w:rPr>
+                <w:rFonts w:ascii="Arial" w:cs="Arial" w:eastAsia="Arial" w:hAnsi="Arial"/>
+                <w:b/>
+                <w:bCs/>
+                <w:sz w:val="18"/>
+                <w:szCs w:val="18"/>
+              </w:rPr>
+              <w:t xml:space="preserve">NCA-ED-07</w:t>
+            </w:r>
+          </w:p>
+        </w:tc>
+        <w:tc>
+          <w:tcPr>
+            <w:tcW w:type="dxa" w:w="2200"/>
+            <w:tcBorders>
+              <w:top w:val="single" w:color="999999" w:sz="1"/>
+              <w:left w:val="single" w:color="999999" w:sz="1"/>
+              <w:bottom w:val="single" w:color="999999" w:sz="1"/>
+              <w:right w:val="single" w:color="999999" w:sz="1"/>
+            </w:tcBorders>
+            <w:shd w:fill="F7F9FC" w:val="clear"/>
+            <w:tcMar>
+              <w:top w:type="dxa" w:w="50"/>
+              <w:left w:type="dxa" w:w="80"/>
+              <w:bottom w:type="dxa" w:w="50"/>
+              <w:right w:type="dxa" w:w="80"/>
+            </w:tcMar>
+          </w:tcPr>
+          <w:p>
+            <w:r>
+              <w:rPr>
+                <w:rFonts w:ascii="Arial" w:cs="Arial" w:eastAsia="Arial" w:hAnsi="Arial"/>
+                <w:sz w:val="18"/>
+                <w:szCs w:val="18"/>
+              </w:rPr>
+              <w:t xml:space="preserve">Robustness: character time/conc</w:t>
+            </w:r>
+          </w:p>
+        </w:tc>
+        <w:tc>
+          <w:tcPr>
+            <w:tcW w:type="dxa" w:w="1800"/>
+            <w:tcBorders>
+              <w:top w:val="single" w:color="999999" w:sz="1"/>
+              <w:left w:val="single" w:color="999999" w:sz="1"/>
+              <w:bottom w:val="single" w:color="999999" w:sz="1"/>
+              <w:right w:val="single" w:color="999999" w:sz="1"/>
+            </w:tcBorders>
+            <w:shd w:fill="F7F9FC" w:val="clear"/>
+            <w:tcMar>
+              <w:top w:type="dxa" w:w="50"/>
+              <w:left w:type="dxa" w:w="80"/>
+              <w:bottom w:type="dxa" w:w="50"/>
+              <w:right w:type="dxa" w:w="80"/>
+            </w:tcMar>
+          </w:tcPr>
+          <w:p>
+            <w:r>
+              <w:rPr>
+                <w:rFonts w:ascii="Arial" w:cs="Arial" w:eastAsia="Arial" w:hAnsi="Arial"/>
+                <w:sz w:val="18"/>
+                <w:szCs w:val="18"/>
+              </w:rPr>
+              <w:t xml:space="preserve">run_nca: character vs numeric input</w:t>
+            </w:r>
+          </w:p>
+        </w:tc>
+        <w:tc>
+          <w:tcPr>
+            <w:tcW w:type="dxa" w:w="2060"/>
+            <w:tcBorders>
+              <w:top w:val="single" w:color="999999" w:sz="1"/>
+              <w:left w:val="single" w:color="999999" w:sz="1"/>
+              <w:bottom w:val="single" w:color="999999" w:sz="1"/>
+              <w:right w:val="single" w:color="999999" w:sz="1"/>
+            </w:tcBorders>
+            <w:shd w:fill="F7F9FC" w:val="clear"/>
+            <w:tcMar>
+              <w:top w:type="dxa" w:w="50"/>
+              <w:left w:type="dxa" w:w="80"/>
+              <w:bottom w:type="dxa" w:w="50"/>
+              <w:right w:type="dxa" w:w="80"/>
+            </w:tcMar>
+          </w:tcPr>
+          <w:p>
+            <w:r>
+              <w:rPr>
+                <w:rFonts w:ascii="Arial" w:cs="Arial" w:eastAsia="Arial" w:hAnsi="Arial"/>
+                <w:sz w:val="18"/>
+                <w:szCs w:val="18"/>
+              </w:rPr>
+              <w:t xml:space="preserve">Identical to numeric; no type/sort failure</w:t>
+            </w:r>
+          </w:p>
+        </w:tc>
+        <w:tc>
+          <w:tcPr>
+            <w:tcW w:type="dxa" w:w="1200"/>
+            <w:tcBorders>
+              <w:top w:val="single" w:color="999999" w:sz="1"/>
+              <w:left w:val="single" w:color="999999" w:sz="1"/>
+              <w:bottom w:val="single" w:color="999999" w:sz="1"/>
+              <w:right w:val="single" w:color="999999" w:sz="1"/>
+            </w:tcBorders>
+            <w:shd w:fill="F7F9FC" w:val="clear"/>
+            <w:tcMar>
+              <w:top w:type="dxa" w:w="50"/>
+              <w:left w:type="dxa" w:w="80"/>
+              <w:bottom w:type="dxa" w:w="50"/>
+              <w:right w:type="dxa" w:w="80"/>
+            </w:tcMar>
+          </w:tcPr>
+          <w:p>
+            <w:r>
+              <w:rPr>
+                <w:rFonts w:ascii="Arial" w:cs="Arial" w:eastAsia="Arial" w:hAnsi="Arial"/>
+                <w:sz w:val="18"/>
+                <w:szCs w:val="18"/>
+              </w:rPr>
+              <w:t xml:space="preserve"/>
+            </w:r>
+          </w:p>
+        </w:tc>
+        <w:tc>
+          <w:tcPr>
+            <w:tcW w:type="dxa" w:w="600"/>
+            <w:tcBorders>
+              <w:top w:val="single" w:color="999999" w:sz="1"/>
+              <w:left w:val="single" w:color="999999" w:sz="1"/>
+              <w:bottom w:val="single" w:color="999999" w:sz="1"/>
+              <w:right w:val="single" w:color="999999" w:sz="1"/>
+            </w:tcBorders>
+            <w:shd w:fill="F7F9FC" w:val="clear"/>
+            <w:tcMar>
+              <w:top w:type="dxa" w:w="50"/>
+              <w:left w:type="dxa" w:w="80"/>
+              <w:bottom w:type="dxa" w:w="50"/>
+              <w:right w:type="dxa" w:w="80"/>
+            </w:tcMar>
+          </w:tcPr>
+          <w:p>
+            <w:r>
+              <w:rPr>
+                <w:rFonts w:ascii="Arial" w:cs="Arial" w:eastAsia="Arial" w:hAnsi="Arial"/>
+                <w:sz w:val="18"/>
+                <w:szCs w:val="18"/>
+              </w:rPr>
+              <w:t xml:space="preserve">CRIT</w:t>
+            </w:r>
+          </w:p>
+        </w:tc>
+        <w:tc>
+          <w:tcPr>
+            <w:tcW w:type="dxa" w:w="600"/>
+            <w:tcBorders>
+              <w:top w:val="single" w:color="999999" w:sz="1"/>
+              <w:left w:val="single" w:color="999999" w:sz="1"/>
+              <w:bottom w:val="single" w:color="999999" w:sz="1"/>
+              <w:right w:val="single" w:color="999999" w:sz="1"/>
+            </w:tcBorders>
+            <w:shd w:fill="F7F9FC" w:val="clear"/>
+            <w:tcMar>
+              <w:top w:type="dxa" w:w="50"/>
+              <w:left w:type="dxa" w:w="80"/>
+              <w:bottom w:type="dxa" w:w="50"/>
+              <w:right w:type="dxa" w:w="80"/>
+            </w:tcMar>
+          </w:tcPr>
+          <w:p>
+            <w:r>
+              <w:rPr>
+                <w:rFonts w:ascii="Arial" w:cs="Arial" w:eastAsia="Arial" w:hAnsi="Arial"/>
+                <w:sz w:val="18"/>
+                <w:szCs w:val="18"/>
+              </w:rPr>
+              <w:t xml:space="preserve"/>
+            </w:r>
+          </w:p>
+        </w:tc>
+      </w:tr>
+      <w:tr>
+        <w:tc>
+          <w:tcPr>
+            <w:tcW w:type="dxa" w:w="900"/>
+            <w:tcBorders>
+              <w:top w:val="single" w:color="999999" w:sz="1"/>
+              <w:left w:val="single" w:color="999999" w:sz="1"/>
+              <w:bottom w:val="single" w:color="999999" w:sz="1"/>
+              <w:right w:val="single" w:color="999999" w:sz="1"/>
+            </w:tcBorders>
             <w:tcMar>
               <w:top w:type="dxa" w:w="50"/>
               <w:left w:type="dxa" w:w="80"/>
@@ -22556,7 +22756,7 @@
                 <w:sz w:val="18"/>
                 <w:szCs w:val="18"/>
               </w:rPr>
-              <w:t xml:space="preserve">APP_VERSION is 1.2.2</w:t>
+              <w:t xml:space="preserve">APP_VERSION is 1.2.3</w:t>
             </w:r>
           </w:p>
         </w:tc>
@@ -22584,7 +22784,7 @@
                 <w:sz w:val="18"/>
                 <w:szCs w:val="18"/>
               </w:rPr>
-              <w:t xml:space="preserve">=='1.2.2'</w:t>
+              <w:t xml:space="preserve">=='1.2.3'</w:t>
             </w:r>
           </w:p>
         </w:tc>
@@ -22612,7 +22812,7 @@
                 <w:sz w:val="18"/>
                 <w:szCs w:val="18"/>
               </w:rPr>
-              <w:t xml:space="preserve">1.2.2</w:t>
+              <w:t xml:space="preserve">1.2.3</w:t>
             </w:r>
           </w:p>
         </w:tc>
@@ -37470,7 +37670,7 @@
                 <w:sz w:val="18"/>
                 <w:szCs w:val="18"/>
               </w:rPr>
-              <w:t xml:space="preserve">IQ-01, IQ-02, IQ-03, IQ-04, IQ-05, IQ-06, URS-GEN-01, DAT-AD-, DAT-AD-, DAT-AD-, DAT-DQ-01, DAT-DQ-02, DAT-DQ-03, DAT-DQ-04, DAT-DQ-05, DAT-DQ-06, DAT-DQ-07, DAT-DQ-08, DAT-DQ-09, DAT-DQ-10, DAT-DQ-11, DAT-DQ-12, DAT-DQ-13, DAT-BLQ-01, DAT-BLQ-02, DAT-BLQ-03, DAT-BLQ-04, DAT-BLQ-05, DAT-BLQ-06, DAT-BLQ-07, DAT-BLQ-08, DAT-DES-01, DAT-DES-02, NCA-GT-01, NCA-GT-02, NCA-GT-03, NCA-GT-04, NCA-GT-05, NCA-GT-06, NCA-TH-01, NCA-TH-02, NCA-TH-03, NCA-TH-04, NCA-IN-01, NCA-IN-02, NCA-AG-01, NCA-LZ-01, NCA-LZ-02, NCA-TR-01, NCA-TR-02, NCA-RT-01, NCA-RT-02, NCA-RT-03, NCA-DN-01, NCA-DN-02, NCA-SS-01, NCA-SS-02, NCA-ED-01, NCA-ED-02, NCA-ED-03, NCA-ED-04, NCA-ED-05, NCA-ED-06, NCA-ME-01, NCA-ME-02, NCA-ME-03, NCA-ME-04, NCA-ME-05, NCA-ME-06, NCA-ME-07, NCA-XO-01, NCA-XO-02, BE-AN-01, BE-AN-02, BE-AN-03, BE-AN-04, BE-NE-01, BE-MX-01, BE-MX-02, BE-FO-01, BE-FO-02, BE-PL-01, OQ-79, OQ-80, OQ-81, OQ-82, OQ-83, OQ-84, PWR-SS-01, PWR-CV-01, PWR-CV-02, PWR-PN-01, PWR-DES-, PWR-HV-01, PWR-HV-02, PWR-NT-01, PWR-DP-01, PWR-IV-01, EXP-DT-01, EXP-DT-02, EXP-VR-01, EXP-VR-02, EXP-VR-03, EXP-SH-01, EXP-RS-01, EXP-RS-02, EXP-MN-01, EXP-CMP-01, EXP-SM-01, EXP-SM-02, EXP-SM-03, EXP-CD-01, EXP-FM-01, EXP-FM-02, UI-AB-01, UI-HLP-, UI-VM-01, UI-VM-02, UI-VM-03, UI-CQ-01, UI-CQ-02, UI-NS-01, UI-VER-01, UI-BLK-01, UI-ERR-01, UI-PSD-01, UI-BEL-01, UI-CVB-01, UI-JSN-01, UI-BER-01, UI-HUB-01, VIZ-01, VIZ-02, VIZ-03, VIZ-04, VIZ-05, VIZ-06, VIZ-07, VIZ-08, VIZ-09</w:t>
+              <w:t xml:space="preserve">IQ-01, IQ-02, IQ-03, IQ-04, IQ-05, IQ-06, URS-GEN-01, DAT-AD-, DAT-AD-, DAT-AD-, DAT-DQ-01, DAT-DQ-02, DAT-DQ-03, DAT-DQ-04, DAT-DQ-05, DAT-DQ-06, DAT-DQ-07, DAT-DQ-08, DAT-DQ-09, DAT-DQ-10, DAT-DQ-11, DAT-DQ-12, DAT-DQ-13, DAT-BLQ-01, DAT-BLQ-02, DAT-BLQ-03, DAT-BLQ-04, DAT-BLQ-05, DAT-BLQ-06, DAT-BLQ-07, DAT-BLQ-08, DAT-DES-01, DAT-DES-02, NCA-GT-01, NCA-GT-02, NCA-GT-03, NCA-GT-04, NCA-GT-05, NCA-GT-06, NCA-TH-01, NCA-TH-02, NCA-TH-03, NCA-TH-04, NCA-IN-01, NCA-IN-02, NCA-AG-01, NCA-LZ-01, NCA-LZ-02, NCA-TR-01, NCA-TR-02, NCA-RT-01, NCA-RT-02, NCA-RT-03, NCA-DN-01, NCA-DN-02, NCA-SS-01, NCA-SS-02, NCA-ED-01, NCA-ED-02, NCA-ED-03, NCA-ED-04, NCA-ED-05, NCA-ED-06, NCA-ED-07, NCA-ME-01, NCA-ME-02, NCA-ME-03, NCA-ME-04, NCA-ME-05, NCA-ME-06, NCA-ME-07, NCA-XO-01, NCA-XO-02, BE-AN-01, BE-AN-02, BE-AN-03, BE-AN-04, BE-NE-01, BE-MX-01, BE-MX-02, BE-FO-01, BE-FO-02, BE-PL-01, OQ-79, OQ-80, OQ-81, OQ-82, OQ-83, OQ-84, PWR-SS-01, PWR-CV-01, PWR-CV-02, PWR-PN-01, PWR-DES-, PWR-HV-01, PWR-HV-02, PWR-NT-01, PWR-DP-01, PWR-IV-01, EXP-DT-01, EXP-DT-02, EXP-VR-01, EXP-VR-02, EXP-VR-03, EXP-SH-01, EXP-RS-01, EXP-RS-02, EXP-MN-01, EXP-CMP-01, EXP-SM-01, EXP-SM-02, EXP-SM-03, EXP-CD-01, EXP-FM-01, EXP-FM-02, UI-AB-01, UI-HLP-, UI-VM-01, UI-VM-02, UI-VM-03, UI-CQ-01, UI-CQ-02, UI-NS-01, UI-VER-01, UI-BLK-01, UI-ERR-01, UI-PSD-01, UI-BEL-01, UI-CVB-01, UI-JSN-01, UI-BER-01, UI-HUB-01, VIZ-01, VIZ-02, VIZ-03, VIZ-04, VIZ-05, VIZ-06, VIZ-07, VIZ-08, VIZ-09</w:t>
             </w:r>
           </w:p>
         </w:tc>
@@ -37524,7 +37724,7 @@
                 <w:sz w:val="18"/>
                 <w:szCs w:val="18"/>
               </w:rPr>
-              <w:t xml:space="preserve">140</w:t>
+              <w:t xml:space="preserve">141</w:t>
             </w:r>
           </w:p>
         </w:tc>
@@ -41686,7 +41886,7 @@
                 <w:sz w:val="18"/>
                 <w:szCs w:val="18"/>
               </w:rPr>
-              <w:t xml:space="preserve">212</w:t>
+              <w:t xml:space="preserve">213</w:t>
             </w:r>
           </w:p>
         </w:tc>
@@ -41744,7 +41944,7 @@
                 <w:sz w:val="18"/>
                 <w:szCs w:val="18"/>
               </w:rPr>
-              <w:t xml:space="preserve">180</w:t>
+              <w:t xml:space="preserve">181</w:t>
             </w:r>
           </w:p>
         </w:tc>

--- a/validation/NCA_Assistant_IQOQPQ.docx
+++ b/validation/NCA_Assistant_IQOQPQ.docx
@@ -21,7 +21,7 @@
           <w:sz w:val="48"/>
           <w:szCs w:val="48"/>
         </w:rPr>
-        <w:t xml:space="preserve">NCA Assistant v1.2.3</w:t>
+        <w:t xml:space="preserve">NCA Assistant v1.2.4</w:t>
       </w:r>
     </w:p>
     <w:p>
@@ -357,7 +357,7 @@
           <w:sz w:val="22"/>
           <w:szCs w:val="22"/>
         </w:rPr>
-        <w:t xml:space="preserve">This protocol defines the IQ, OQ, and PQ procedures for NCA Assistant v1.2.3. Execute: Rscript validation/validation.R</w:t>
+        <w:t xml:space="preserve">This protocol defines the IQ, OQ, and PQ procedures for NCA Assistant v1.2.4. Execute: Rscript validation/validation.R</w:t>
       </w:r>
     </w:p>
     <w:p>
@@ -22756,7 +22756,7 @@
                 <w:sz w:val="18"/>
                 <w:szCs w:val="18"/>
               </w:rPr>
-              <w:t xml:space="preserve">APP_VERSION is 1.2.3</w:t>
+              <w:t xml:space="preserve">APP_VERSION is 1.2.4</w:t>
             </w:r>
           </w:p>
         </w:tc>
@@ -22784,7 +22784,7 @@
                 <w:sz w:val="18"/>
                 <w:szCs w:val="18"/>
               </w:rPr>
-              <w:t xml:space="preserve">=='1.2.3'</w:t>
+              <w:t xml:space="preserve">=='1.2.4'</w:t>
             </w:r>
           </w:p>
         </w:tc>
@@ -22812,7 +22812,7 @@
                 <w:sz w:val="18"/>
                 <w:szCs w:val="18"/>
               </w:rPr>
-              <w:t xml:space="preserve">1.2.3</w:t>
+              <w:t xml:space="preserve">1.2.4</w:t>
             </w:r>
           </w:p>
         </w:tc>

--- a/validation/NCA_Assistant_IQOQPQ.docx
+++ b/validation/NCA_Assistant_IQOQPQ.docx
@@ -21,7 +21,7 @@
           <w:sz w:val="48"/>
           <w:szCs w:val="48"/>
         </w:rPr>
-        <w:t xml:space="preserve">NCA Assistant v1.2.4</w:t>
+        <w:t xml:space="preserve">NCA Assistant v1.2.5</w:t>
       </w:r>
     </w:p>
     <w:p>
@@ -357,7 +357,7 @@
           <w:sz w:val="22"/>
           <w:szCs w:val="22"/>
         </w:rPr>
-        <w:t xml:space="preserve">This protocol defines the IQ, OQ, and PQ procedures for NCA Assistant v1.2.4. Execute: Rscript validation/validation.R</w:t>
+        <w:t xml:space="preserve">This protocol defines the IQ, OQ, and PQ procedures for NCA Assistant v1.2.5. Execute: Rscript validation/validation.R</w:t>
       </w:r>
     </w:p>
     <w:p>
@@ -22756,7 +22756,7 @@
                 <w:sz w:val="18"/>
                 <w:szCs w:val="18"/>
               </w:rPr>
-              <w:t xml:space="preserve">APP_VERSION is 1.2.4</w:t>
+              <w:t xml:space="preserve">APP_VERSION is 1.2.5</w:t>
             </w:r>
           </w:p>
         </w:tc>
@@ -22784,7 +22784,7 @@
                 <w:sz w:val="18"/>
                 <w:szCs w:val="18"/>
               </w:rPr>
-              <w:t xml:space="preserve">=='1.2.4'</w:t>
+              <w:t xml:space="preserve">=='1.2.5'</w:t>
             </w:r>
           </w:p>
         </w:tc>
@@ -22812,7 +22812,7 @@
                 <w:sz w:val="18"/>
                 <w:szCs w:val="18"/>
               </w:rPr>
-              <w:t xml:space="preserve">1.2.4</w:t>
+              <w:t xml:space="preserve">1.2.5</w:t>
             </w:r>
           </w:p>
         </w:tc>

--- a/validation/NCA_Assistant_IQOQPQ.docx
+++ b/validation/NCA_Assistant_IQOQPQ.docx
@@ -21,7 +21,7 @@
           <w:sz w:val="48"/>
           <w:szCs w:val="48"/>
         </w:rPr>
-        <w:t xml:space="preserve">NCA Assistant v1.2.5</w:t>
+        <w:t xml:space="preserve">NCA Assistant v1.2.6</w:t>
       </w:r>
     </w:p>
     <w:p>
@@ -357,7 +357,7 @@
           <w:sz w:val="22"/>
           <w:szCs w:val="22"/>
         </w:rPr>
-        <w:t xml:space="preserve">This protocol defines the IQ, OQ, and PQ procedures for NCA Assistant v1.2.5. Execute: Rscript validation/validation.R</w:t>
+        <w:t xml:space="preserve">This protocol defines the IQ, OQ, and PQ procedures for NCA Assistant v1.2.6. Execute: Rscript validation/validation.R</w:t>
       </w:r>
     </w:p>
     <w:p>
@@ -22756,7 +22756,7 @@
                 <w:sz w:val="18"/>
                 <w:szCs w:val="18"/>
               </w:rPr>
-              <w:t xml:space="preserve">APP_VERSION is 1.2.5</w:t>
+              <w:t xml:space="preserve">APP_VERSION is 1.2.6</w:t>
             </w:r>
           </w:p>
         </w:tc>
@@ -22784,7 +22784,7 @@
                 <w:sz w:val="18"/>
                 <w:szCs w:val="18"/>
               </w:rPr>
-              <w:t xml:space="preserve">=='1.2.5'</w:t>
+              <w:t xml:space="preserve">=='1.2.6'</w:t>
             </w:r>
           </w:p>
         </w:tc>
@@ -22812,7 +22812,7 @@
                 <w:sz w:val="18"/>
                 <w:szCs w:val="18"/>
               </w:rPr>
-              <w:t xml:space="preserve">1.2.5</w:t>
+              <w:t xml:space="preserve">1.2.6</w:t>
             </w:r>
           </w:p>
         </w:tc>

--- a/validation/NCA_Assistant_IQOQPQ.docx
+++ b/validation/NCA_Assistant_IQOQPQ.docx
@@ -21,7 +21,7 @@
           <w:sz w:val="48"/>
           <w:szCs w:val="48"/>
         </w:rPr>
-        <w:t xml:space="preserve">NCA Assistant v1.2.6</w:t>
+        <w:t xml:space="preserve">NCA Assistant v1.2.7</w:t>
       </w:r>
     </w:p>
     <w:p>
@@ -357,7 +357,7 @@
           <w:sz w:val="22"/>
           <w:szCs w:val="22"/>
         </w:rPr>
-        <w:t xml:space="preserve">This protocol defines the IQ, OQ, and PQ procedures for NCA Assistant v1.2.6. Execute: Rscript validation/validation.R</w:t>
+        <w:t xml:space="preserve">This protocol defines the IQ, OQ, and PQ procedures for NCA Assistant v1.2.7. Execute: Rscript validation/validation.R</w:t>
       </w:r>
     </w:p>
     <w:p>
@@ -22756,7 +22756,7 @@
                 <w:sz w:val="18"/>
                 <w:szCs w:val="18"/>
               </w:rPr>
-              <w:t xml:space="preserve">APP_VERSION is 1.2.6</w:t>
+              <w:t xml:space="preserve">APP_VERSION is 1.2.7</w:t>
             </w:r>
           </w:p>
         </w:tc>
@@ -22784,7 +22784,7 @@
                 <w:sz w:val="18"/>
                 <w:szCs w:val="18"/>
               </w:rPr>
-              <w:t xml:space="preserve">=='1.2.6'</w:t>
+              <w:t xml:space="preserve">=='1.2.7'</w:t>
             </w:r>
           </w:p>
         </w:tc>
@@ -22812,7 +22812,7 @@
                 <w:sz w:val="18"/>
                 <w:szCs w:val="18"/>
               </w:rPr>
-              <w:t xml:space="preserve">1.2.6</w:t>
+              <w:t xml:space="preserve">1.2.7</w:t>
             </w:r>
           </w:p>
         </w:tc>

--- a/validation/NCA_Assistant_IQOQPQ.docx
+++ b/validation/NCA_Assistant_IQOQPQ.docx
@@ -21,7 +21,7 @@
           <w:sz w:val="48"/>
           <w:szCs w:val="48"/>
         </w:rPr>
-        <w:t xml:space="preserve">NCA Assistant v1.2.7</w:t>
+        <w:t xml:space="preserve">NCA Assistant v1.2.8</w:t>
       </w:r>
     </w:p>
     <w:p>
@@ -357,7 +357,7 @@
           <w:sz w:val="22"/>
           <w:szCs w:val="22"/>
         </w:rPr>
-        <w:t xml:space="preserve">This protocol defines the IQ, OQ, and PQ procedures for NCA Assistant v1.2.7. Execute: Rscript validation/validation.R</w:t>
+        <w:t xml:space="preserve">This protocol defines the IQ, OQ, and PQ procedures for NCA Assistant v1.2.8. Execute: Rscript validation/validation.R</w:t>
       </w:r>
     </w:p>
     <w:p>
@@ -22756,7 +22756,7 @@
                 <w:sz w:val="18"/>
                 <w:szCs w:val="18"/>
               </w:rPr>
-              <w:t xml:space="preserve">APP_VERSION is 1.2.7</w:t>
+              <w:t xml:space="preserve">APP_VERSION is 1.2.8</w:t>
             </w:r>
           </w:p>
         </w:tc>
@@ -22784,7 +22784,7 @@
                 <w:sz w:val="18"/>
                 <w:szCs w:val="18"/>
               </w:rPr>
-              <w:t xml:space="preserve">=='1.2.7'</w:t>
+              <w:t xml:space="preserve">=='1.2.8'</w:t>
             </w:r>
           </w:p>
         </w:tc>
@@ -22812,7 +22812,7 @@
                 <w:sz w:val="18"/>
                 <w:szCs w:val="18"/>
               </w:rPr>
-              <w:t xml:space="preserve">1.2.7</w:t>
+              <w:t xml:space="preserve">1.2.8</w:t>
             </w:r>
           </w:p>
         </w:tc>
